--- a/FD02-EPIS-Informe Vision.docx
+++ b/FD02-EPIS-Informe Vision.docx
@@ -574,7 +574,7 @@
     <w:p>
       <w:pPr>
         <w:spacing w:after="0" w:lineRule="auto"/>
-        <w:jc w:val="center"/>
+        <w:jc w:val="left"/>
         <w:rPr>
           <w:rFonts w:ascii="Arial" w:cs="Arial" w:eastAsia="Arial" w:hAnsi="Arial"/>
           <w:sz w:val="32"/>
@@ -1564,7 +1564,7 @@
     </w:p>
     <w:sdt>
       <w:sdtPr>
-        <w:id w:val="129425856"/>
+        <w:id w:val="-1168577025"/>
         <w:docPartObj>
           <w:docPartGallery w:val="Table of Contents"/>
           <w:docPartUnique w:val="1"/>
@@ -3617,6 +3617,7 @@
         </w:tabs>
         <w:spacing w:after="0" w:afterAutospacing="0" w:before="240" w:line="360" w:lineRule="auto"/>
         <w:ind w:left="720" w:hanging="360"/>
+        <w:jc w:val="both"/>
         <w:rPr>
           <w:rFonts w:ascii="Times New Roman" w:cs="Times New Roman" w:eastAsia="Times New Roman" w:hAnsi="Times New Roman"/>
         </w:rPr>
@@ -3643,6 +3644,7 @@
         </w:tabs>
         <w:spacing w:after="0" w:afterAutospacing="0" w:before="0" w:beforeAutospacing="0" w:line="360" w:lineRule="auto"/>
         <w:ind w:left="1440" w:hanging="360"/>
+        <w:jc w:val="both"/>
         <w:rPr>
           <w:rFonts w:ascii="Times New Roman" w:cs="Times New Roman" w:eastAsia="Times New Roman" w:hAnsi="Times New Roman"/>
         </w:rPr>
@@ -3667,6 +3669,7 @@
         </w:tabs>
         <w:spacing w:after="0" w:afterAutospacing="0" w:before="0" w:beforeAutospacing="0" w:line="360" w:lineRule="auto"/>
         <w:ind w:left="1440" w:hanging="360"/>
+        <w:jc w:val="both"/>
         <w:rPr>
           <w:rFonts w:ascii="Times New Roman" w:cs="Times New Roman" w:eastAsia="Times New Roman" w:hAnsi="Times New Roman"/>
         </w:rPr>
@@ -3691,6 +3694,7 @@
         </w:tabs>
         <w:spacing w:after="0" w:afterAutospacing="0" w:before="0" w:beforeAutospacing="0" w:line="360" w:lineRule="auto"/>
         <w:ind w:left="1440" w:hanging="360"/>
+        <w:jc w:val="both"/>
         <w:rPr>
           <w:rFonts w:ascii="Times New Roman" w:cs="Times New Roman" w:eastAsia="Times New Roman" w:hAnsi="Times New Roman"/>
         </w:rPr>
@@ -3715,6 +3719,7 @@
         </w:tabs>
         <w:spacing w:after="0" w:afterAutospacing="0" w:before="0" w:beforeAutospacing="0" w:line="360" w:lineRule="auto"/>
         <w:ind w:left="720" w:hanging="360"/>
+        <w:jc w:val="both"/>
         <w:rPr>
           <w:rFonts w:ascii="Times New Roman" w:cs="Times New Roman" w:eastAsia="Times New Roman" w:hAnsi="Times New Roman"/>
         </w:rPr>
@@ -3741,6 +3746,7 @@
         </w:tabs>
         <w:spacing w:after="0" w:afterAutospacing="0" w:before="0" w:beforeAutospacing="0" w:line="360" w:lineRule="auto"/>
         <w:ind w:left="1440" w:hanging="360"/>
+        <w:jc w:val="both"/>
         <w:rPr>
           <w:rFonts w:ascii="Times New Roman" w:cs="Times New Roman" w:eastAsia="Times New Roman" w:hAnsi="Times New Roman"/>
         </w:rPr>
@@ -3765,6 +3771,7 @@
         </w:tabs>
         <w:spacing w:after="0" w:afterAutospacing="0" w:before="0" w:beforeAutospacing="0" w:line="360" w:lineRule="auto"/>
         <w:ind w:left="1440" w:hanging="360"/>
+        <w:jc w:val="both"/>
         <w:rPr>
           <w:rFonts w:ascii="Times New Roman" w:cs="Times New Roman" w:eastAsia="Times New Roman" w:hAnsi="Times New Roman"/>
         </w:rPr>
@@ -3789,6 +3796,7 @@
         </w:tabs>
         <w:spacing w:after="240" w:before="0" w:beforeAutospacing="0" w:line="360" w:lineRule="auto"/>
         <w:ind w:left="1440" w:hanging="360"/>
+        <w:jc w:val="both"/>
         <w:rPr>
           <w:rFonts w:ascii="Times New Roman" w:cs="Times New Roman" w:eastAsia="Times New Roman" w:hAnsi="Times New Roman"/>
         </w:rPr>
@@ -4653,7 +4661,7 @@
           <w:rFonts w:ascii="Times New Roman" w:cs="Times New Roman" w:eastAsia="Times New Roman" w:hAnsi="Times New Roman"/>
           <w:rtl w:val="0"/>
         </w:rPr>
-        <w:t xml:space="preserve"> Manuales de integración de APIs de terceros, centrados principalmente en la Google Books API para la recuperación automatizada de metadatos bibliográficos.</w:t>
+        <w:t xml:space="preserve"> Manuales de integración y protocolos de conexión para Alpha Cloud, E-Libro y la base de datos de la biblioteca de la UPT, centrados en la recuperación automatizada y unificación de metadatos bibliográficos.</w:t>
       </w:r>
     </w:p>
     <w:p>
@@ -4720,6 +4728,7 @@
           <w:tab w:val="right" w:leader="none" w:pos="8828"/>
         </w:tabs>
         <w:spacing w:line="360" w:lineRule="auto"/>
+        <w:jc w:val="both"/>
         <w:rPr>
           <w:rFonts w:ascii="Times New Roman" w:cs="Times New Roman" w:eastAsia="Times New Roman" w:hAnsi="Times New Roman"/>
         </w:rPr>
@@ -4858,6 +4867,7 @@
         </w:tabs>
         <w:spacing w:after="0" w:afterAutospacing="0" w:before="240" w:line="360" w:lineRule="auto"/>
         <w:ind w:left="720" w:hanging="360"/>
+        <w:jc w:val="both"/>
       </w:pPr>
       <w:r>
         <w:rPr>
@@ -4888,6 +4898,7 @@
         </w:tabs>
         <w:spacing w:after="0" w:afterAutospacing="0" w:before="0" w:beforeAutospacing="0" w:line="360" w:lineRule="auto"/>
         <w:ind w:left="720" w:hanging="360"/>
+        <w:jc w:val="both"/>
       </w:pPr>
       <w:r>
         <w:rPr>
@@ -4918,6 +4929,7 @@
         </w:tabs>
         <w:spacing w:after="240" w:before="0" w:beforeAutospacing="0" w:line="360" w:lineRule="auto"/>
         <w:ind w:left="720" w:hanging="360"/>
+        <w:jc w:val="both"/>
       </w:pPr>
       <w:r>
         <w:rPr>
@@ -6255,7 +6267,7 @@
                 <w:color w:val="1f1f1f"/>
                 <w:rtl w:val="0"/>
               </w:rPr>
-              <w:t xml:space="preserve">Entidades externas (Ej. Elsevier, Springer, Google Books).</w:t>
+              <w:t xml:space="preserve">Entidades externas (Ej. Alpha Cloud, E-Libro).</w:t>
             </w:r>
           </w:p>
         </w:tc>
@@ -7187,6 +7199,7 @@
         </w:tabs>
         <w:spacing w:after="0" w:afterAutospacing="0" w:before="0" w:line="360" w:lineRule="auto"/>
         <w:ind w:left="720" w:hanging="360"/>
+        <w:jc w:val="both"/>
         <w:rPr>
           <w:rFonts w:ascii="Times New Roman" w:cs="Times New Roman" w:eastAsia="Times New Roman" w:hAnsi="Times New Roman"/>
         </w:rPr>
@@ -7211,6 +7224,7 @@
         </w:tabs>
         <w:spacing w:after="0" w:afterAutospacing="0" w:before="0" w:line="360" w:lineRule="auto"/>
         <w:ind w:left="720" w:hanging="360"/>
+        <w:jc w:val="both"/>
         <w:rPr>
           <w:rFonts w:ascii="Times New Roman" w:cs="Times New Roman" w:eastAsia="Times New Roman" w:hAnsi="Times New Roman"/>
         </w:rPr>
@@ -7235,6 +7249,7 @@
         </w:tabs>
         <w:spacing w:after="0" w:afterAutospacing="0" w:before="0" w:line="360" w:lineRule="auto"/>
         <w:ind w:left="720" w:hanging="360"/>
+        <w:jc w:val="both"/>
         <w:rPr>
           <w:rFonts w:ascii="Times New Roman" w:cs="Times New Roman" w:eastAsia="Times New Roman" w:hAnsi="Times New Roman"/>
         </w:rPr>
@@ -7259,6 +7274,7 @@
         </w:tabs>
         <w:spacing w:after="240" w:before="0" w:line="360" w:lineRule="auto"/>
         <w:ind w:left="720" w:hanging="360"/>
+        <w:jc w:val="both"/>
         <w:rPr>
           <w:rFonts w:ascii="Times New Roman" w:cs="Times New Roman" w:eastAsia="Times New Roman" w:hAnsi="Times New Roman"/>
         </w:rPr>
@@ -10256,6 +10272,7 @@
         </w:tabs>
         <w:spacing w:after="0" w:afterAutospacing="0" w:before="240" w:line="360" w:lineRule="auto"/>
         <w:ind w:left="720" w:hanging="360"/>
+        <w:jc w:val="both"/>
       </w:pPr>
       <w:r>
         <w:rPr>
@@ -10286,6 +10303,7 @@
         </w:tabs>
         <w:spacing w:after="240" w:before="0" w:beforeAutospacing="0" w:line="360" w:lineRule="auto"/>
         <w:ind w:left="720" w:hanging="360"/>
+        <w:jc w:val="both"/>
       </w:pPr>
       <w:r>
         <w:rPr>
@@ -10393,6 +10411,7 @@
         </w:tabs>
         <w:spacing w:after="0" w:afterAutospacing="0" w:before="240" w:line="360" w:lineRule="auto"/>
         <w:ind w:left="720" w:hanging="360"/>
+        <w:jc w:val="both"/>
       </w:pPr>
       <w:r>
         <w:rPr>
@@ -10423,6 +10442,7 @@
         </w:tabs>
         <w:spacing w:after="0" w:afterAutospacing="0" w:before="0" w:beforeAutospacing="0" w:line="360" w:lineRule="auto"/>
         <w:ind w:left="720" w:hanging="360"/>
+        <w:jc w:val="both"/>
       </w:pPr>
       <w:r>
         <w:rPr>
@@ -10453,6 +10473,7 @@
         </w:tabs>
         <w:spacing w:after="240" w:before="0" w:beforeAutospacing="0" w:line="360" w:lineRule="auto"/>
         <w:ind w:left="720" w:hanging="360"/>
+        <w:jc w:val="both"/>
       </w:pPr>
       <w:r>
         <w:rPr>
@@ -10674,6 +10695,7 @@
         </w:tabs>
         <w:spacing w:after="0" w:afterAutospacing="0" w:before="240" w:line="360" w:lineRule="auto"/>
         <w:ind w:left="720" w:hanging="360"/>
+        <w:jc w:val="both"/>
       </w:pPr>
       <w:r>
         <w:rPr>
@@ -10704,6 +10726,7 @@
         </w:tabs>
         <w:spacing w:after="0" w:afterAutospacing="0" w:before="0" w:beforeAutospacing="0" w:line="360" w:lineRule="auto"/>
         <w:ind w:left="720" w:hanging="360"/>
+        <w:jc w:val="both"/>
       </w:pPr>
       <w:r>
         <w:rPr>
@@ -10719,7 +10742,7 @@
           <w:rFonts w:ascii="Times New Roman" w:cs="Times New Roman" w:eastAsia="Times New Roman" w:hAnsi="Times New Roman"/>
           <w:rtl w:val="0"/>
         </w:rPr>
-        <w:t xml:space="preserve"> El sistema depende de que las APIs de terceros (como Google Books o repositorios institucionales) mantengan sus servicios activos y sus esquemas de datos documentados.</w:t>
+        <w:t xml:space="preserve"> El sistema depende de que las fuentes externas (Alpha Cloud y E-Libro) y los repositorios institucionales mantengan sus servicios activos y sus esquemas de datos documentados para asegurar una integración fluida.</w:t>
       </w:r>
     </w:p>
     <w:p>
@@ -10734,6 +10757,7 @@
         </w:tabs>
         <w:spacing w:after="240" w:before="0" w:beforeAutospacing="0" w:line="360" w:lineRule="auto"/>
         <w:ind w:left="720" w:hanging="360"/>
+        <w:jc w:val="both"/>
       </w:pPr>
       <w:r>
         <w:rPr>
@@ -10841,6 +10865,7 @@
         </w:tabs>
         <w:spacing w:after="0" w:afterAutospacing="0" w:line="360" w:lineRule="auto"/>
         <w:ind w:left="720" w:hanging="360"/>
+        <w:jc w:val="both"/>
         <w:rPr>
           <w:rFonts w:ascii="Times New Roman" w:cs="Times New Roman" w:eastAsia="Times New Roman" w:hAnsi="Times New Roman"/>
         </w:rPr>
@@ -10865,6 +10890,7 @@
         </w:tabs>
         <w:spacing w:after="0" w:afterAutospacing="0" w:line="360" w:lineRule="auto"/>
         <w:ind w:left="720" w:hanging="360"/>
+        <w:jc w:val="both"/>
         <w:rPr>
           <w:rFonts w:ascii="Times New Roman" w:cs="Times New Roman" w:eastAsia="Times New Roman" w:hAnsi="Times New Roman"/>
         </w:rPr>
@@ -10889,6 +10915,7 @@
         </w:tabs>
         <w:spacing w:after="240" w:line="360" w:lineRule="auto"/>
         <w:ind w:left="720" w:hanging="360"/>
+        <w:jc w:val="both"/>
         <w:rPr>
           <w:rFonts w:ascii="Times New Roman" w:cs="Times New Roman" w:eastAsia="Times New Roman" w:hAnsi="Times New Roman"/>
         </w:rPr>
@@ -11063,6 +11090,7 @@
         </w:tabs>
         <w:spacing w:after="240" w:line="360" w:lineRule="auto"/>
         <w:ind w:left="720" w:firstLine="0"/>
+        <w:jc w:val="both"/>
         <w:rPr>
           <w:rFonts w:ascii="Times New Roman" w:cs="Times New Roman" w:eastAsia="Times New Roman" w:hAnsi="Times New Roman"/>
         </w:rPr>
@@ -11120,6 +11148,7 @@
         </w:tabs>
         <w:spacing w:after="0" w:afterAutospacing="0" w:line="360" w:lineRule="auto"/>
         <w:ind w:left="1440" w:hanging="360"/>
+        <w:jc w:val="both"/>
       </w:pPr>
       <w:r>
         <w:rPr>
@@ -11150,6 +11179,7 @@
         </w:tabs>
         <w:spacing w:after="0" w:afterAutospacing="0" w:line="360" w:lineRule="auto"/>
         <w:ind w:left="1440" w:hanging="360"/>
+        <w:jc w:val="both"/>
       </w:pPr>
       <w:r>
         <w:rPr>
@@ -11180,6 +11210,7 @@
         </w:tabs>
         <w:spacing w:after="240" w:line="360" w:lineRule="auto"/>
         <w:ind w:left="1440" w:hanging="360"/>
+        <w:jc w:val="both"/>
       </w:pPr>
       <w:r>
         <w:rPr>
@@ -11195,7 +11226,7 @@
           <w:rFonts w:ascii="Times New Roman" w:cs="Times New Roman" w:eastAsia="Times New Roman" w:hAnsi="Times New Roman"/>
           <w:rtl w:val="0"/>
         </w:rPr>
-        <w:t xml:space="preserve"> Uso de variables de entorno para la gestión segura de las credenciales de la Google Books API y las cadenas de conexión a las bases de datos locales y en la nube.</w:t>
+        <w:t xml:space="preserve"> Uso de variables de entorno para la gestión segura de las credenciales de acceso a Alpha Cloud y E-Libro, así como las cadenas de conexión a las bases de datos locales (UPT) y en la nube.</w:t>
       </w:r>
     </w:p>
     <w:p>
@@ -11293,6 +11324,7 @@
           <w:tab w:val="right" w:leader="none" w:pos="8828"/>
         </w:tabs>
         <w:spacing w:after="240" w:before="240" w:line="360" w:lineRule="auto"/>
+        <w:jc w:val="both"/>
         <w:rPr>
           <w:rFonts w:ascii="Times New Roman" w:cs="Times New Roman" w:eastAsia="Times New Roman" w:hAnsi="Times New Roman"/>
         </w:rPr>
@@ -11333,6 +11365,7 @@
         </w:tabs>
         <w:spacing w:after="0" w:afterAutospacing="0" w:before="240" w:line="360" w:lineRule="auto"/>
         <w:ind w:left="720" w:hanging="360"/>
+        <w:jc w:val="both"/>
       </w:pPr>
       <w:r>
         <w:rPr>
@@ -11363,6 +11396,7 @@
         </w:tabs>
         <w:spacing w:after="0" w:afterAutospacing="0" w:before="0" w:beforeAutospacing="0" w:line="360" w:lineRule="auto"/>
         <w:ind w:left="720" w:hanging="360"/>
+        <w:jc w:val="both"/>
       </w:pPr>
       <w:r>
         <w:rPr>
@@ -11393,6 +11427,7 @@
         </w:tabs>
         <w:spacing w:after="0" w:afterAutospacing="0" w:before="0" w:beforeAutospacing="0" w:line="360" w:lineRule="auto"/>
         <w:ind w:left="720" w:hanging="360"/>
+        <w:jc w:val="both"/>
       </w:pPr>
       <w:r>
         <w:rPr>
@@ -11423,6 +11458,7 @@
         </w:tabs>
         <w:spacing w:after="240" w:before="0" w:beforeAutospacing="0" w:line="360" w:lineRule="auto"/>
         <w:ind w:left="720" w:hanging="360"/>
+        <w:jc w:val="both"/>
       </w:pPr>
       <w:r>
         <w:rPr>
@@ -11502,6 +11538,7 @@
         </w:tabs>
         <w:spacing w:after="240" w:line="360" w:lineRule="auto"/>
         <w:ind w:left="0" w:firstLine="0"/>
+        <w:jc w:val="both"/>
         <w:rPr>
           <w:rFonts w:ascii="Times New Roman" w:cs="Times New Roman" w:eastAsia="Times New Roman" w:hAnsi="Times New Roman"/>
         </w:rPr>
@@ -11527,6 +11564,7 @@
         </w:tabs>
         <w:spacing w:after="0" w:afterAutospacing="0" w:before="240" w:line="360" w:lineRule="auto"/>
         <w:ind w:left="1440" w:hanging="360"/>
+        <w:jc w:val="both"/>
       </w:pPr>
       <w:r>
         <w:rPr>
@@ -11557,6 +11595,7 @@
         </w:tabs>
         <w:spacing w:after="0" w:afterAutospacing="0" w:before="0" w:beforeAutospacing="0" w:line="360" w:lineRule="auto"/>
         <w:ind w:left="1440" w:hanging="360"/>
+        <w:jc w:val="both"/>
       </w:pPr>
       <w:r>
         <w:rPr>
@@ -11572,23 +11611,7 @@
           <w:rFonts w:ascii="Times New Roman" w:cs="Times New Roman" w:eastAsia="Times New Roman" w:hAnsi="Times New Roman"/>
           <w:rtl w:val="0"/>
         </w:rPr>
-        <w:t xml:space="preserve">: El volumen de búsquedas digitales estará sujeto a las cuotas y límites de tráfico (</w:t>
-      </w:r>
-      <w:r>
-        <w:rPr>
-          <w:rFonts w:ascii="Times New Roman" w:cs="Times New Roman" w:eastAsia="Times New Roman" w:hAnsi="Times New Roman"/>
-          <w:i w:val="1"/>
-          <w:iCs w:val="1"/>
-          <w:rtl w:val="0"/>
-        </w:rPr>
-        <w:t xml:space="preserve">Rate Limiting</w:t>
-      </w:r>
-      <w:r>
-        <w:rPr>
-          <w:rFonts w:ascii="Times New Roman" w:cs="Times New Roman" w:eastAsia="Times New Roman" w:hAnsi="Times New Roman"/>
-          <w:rtl w:val="0"/>
-        </w:rPr>
-        <w:t xml:space="preserve">) impuestos por proveedores externos, principalmente la Google Books API.</w:t>
+        <w:t xml:space="preserve">: El volumen de búsquedas digitales estará sujeto a las cuotas y límites de tráfico (Rate Limiting) impuestos por proveedores externos, principalmente Alpha Cloud y E-Libro.</w:t>
       </w:r>
     </w:p>
     <w:p>
@@ -11603,6 +11626,7 @@
         </w:tabs>
         <w:spacing w:after="0" w:afterAutospacing="0" w:before="0" w:beforeAutospacing="0" w:line="360" w:lineRule="auto"/>
         <w:ind w:left="1440" w:hanging="360"/>
+        <w:jc w:val="both"/>
       </w:pPr>
       <w:r>
         <w:rPr>
@@ -11633,6 +11657,7 @@
         </w:tabs>
         <w:spacing w:after="240" w:before="0" w:beforeAutospacing="0" w:line="360" w:lineRule="auto"/>
         <w:ind w:left="1440" w:hanging="360"/>
+        <w:jc w:val="both"/>
       </w:pPr>
       <w:r>
         <w:rPr>
@@ -12522,6 +12547,7 @@
         </w:tabs>
         <w:spacing w:after="0" w:afterAutospacing="0" w:line="360" w:lineRule="auto"/>
         <w:ind w:left="720" w:hanging="360"/>
+        <w:jc w:val="both"/>
         <w:rPr>
           <w:rFonts w:ascii="Times New Roman" w:cs="Times New Roman" w:eastAsia="Times New Roman" w:hAnsi="Times New Roman"/>
         </w:rPr>
@@ -12546,6 +12572,7 @@
         </w:tabs>
         <w:spacing w:after="0" w:afterAutospacing="0" w:line="360" w:lineRule="auto"/>
         <w:ind w:left="1440" w:hanging="360"/>
+        <w:jc w:val="both"/>
         <w:rPr>
           <w:rFonts w:ascii="Times New Roman" w:cs="Times New Roman" w:eastAsia="Times New Roman" w:hAnsi="Times New Roman"/>
         </w:rPr>
@@ -12570,6 +12597,7 @@
         </w:tabs>
         <w:spacing w:after="0" w:afterAutospacing="0" w:line="360" w:lineRule="auto"/>
         <w:ind w:left="1440" w:hanging="360"/>
+        <w:jc w:val="both"/>
         <w:rPr>
           <w:rFonts w:ascii="Times New Roman" w:cs="Times New Roman" w:eastAsia="Times New Roman" w:hAnsi="Times New Roman"/>
         </w:rPr>
@@ -12594,6 +12622,7 @@
         </w:tabs>
         <w:spacing w:after="0" w:afterAutospacing="0" w:line="360" w:lineRule="auto"/>
         <w:ind w:left="720" w:hanging="360"/>
+        <w:jc w:val="both"/>
         <w:rPr>
           <w:rFonts w:ascii="Times New Roman" w:cs="Times New Roman" w:eastAsia="Times New Roman" w:hAnsi="Times New Roman"/>
         </w:rPr>
@@ -12618,6 +12647,7 @@
         </w:tabs>
         <w:spacing w:after="0" w:afterAutospacing="0" w:line="360" w:lineRule="auto"/>
         <w:ind w:left="1440" w:hanging="360"/>
+        <w:jc w:val="both"/>
         <w:rPr>
           <w:rFonts w:ascii="Times New Roman" w:cs="Times New Roman" w:eastAsia="Times New Roman" w:hAnsi="Times New Roman"/>
         </w:rPr>
@@ -12642,6 +12672,7 @@
         </w:tabs>
         <w:spacing w:after="0" w:afterAutospacing="0" w:line="360" w:lineRule="auto"/>
         <w:ind w:left="1440" w:hanging="360"/>
+        <w:jc w:val="both"/>
         <w:rPr>
           <w:rFonts w:ascii="Times New Roman" w:cs="Times New Roman" w:eastAsia="Times New Roman" w:hAnsi="Times New Roman"/>
         </w:rPr>
@@ -12666,6 +12697,7 @@
         </w:tabs>
         <w:spacing w:after="0" w:afterAutospacing="0" w:line="360" w:lineRule="auto"/>
         <w:ind w:left="1440" w:hanging="360"/>
+        <w:jc w:val="both"/>
         <w:rPr>
           <w:rFonts w:ascii="Times New Roman" w:cs="Times New Roman" w:eastAsia="Times New Roman" w:hAnsi="Times New Roman"/>
         </w:rPr>
@@ -12690,6 +12722,7 @@
         </w:tabs>
         <w:spacing w:after="0" w:afterAutospacing="0" w:line="360" w:lineRule="auto"/>
         <w:ind w:left="720" w:hanging="360"/>
+        <w:jc w:val="both"/>
         <w:rPr>
           <w:rFonts w:ascii="Times New Roman" w:cs="Times New Roman" w:eastAsia="Times New Roman" w:hAnsi="Times New Roman"/>
         </w:rPr>
@@ -12714,6 +12747,7 @@
         </w:tabs>
         <w:spacing w:after="0" w:afterAutospacing="0" w:line="360" w:lineRule="auto"/>
         <w:ind w:left="1440" w:hanging="360"/>
+        <w:jc w:val="both"/>
         <w:rPr>
           <w:rFonts w:ascii="Times New Roman" w:cs="Times New Roman" w:eastAsia="Times New Roman" w:hAnsi="Times New Roman"/>
         </w:rPr>
@@ -12738,6 +12772,7 @@
         </w:tabs>
         <w:spacing w:after="0" w:afterAutospacing="0" w:line="360" w:lineRule="auto"/>
         <w:ind w:left="1440" w:hanging="360"/>
+        <w:jc w:val="both"/>
         <w:rPr>
           <w:rFonts w:ascii="Times New Roman" w:cs="Times New Roman" w:eastAsia="Times New Roman" w:hAnsi="Times New Roman"/>
         </w:rPr>
@@ -12762,6 +12797,7 @@
         </w:tabs>
         <w:spacing w:after="240" w:line="360" w:lineRule="auto"/>
         <w:ind w:left="1440" w:hanging="360"/>
+        <w:jc w:val="both"/>
         <w:rPr>
           <w:rFonts w:ascii="Times New Roman" w:cs="Times New Roman" w:eastAsia="Times New Roman" w:hAnsi="Times New Roman"/>
         </w:rPr>
@@ -12925,6 +12961,7 @@
           <w:tab w:val="right" w:leader="none" w:pos="8828"/>
         </w:tabs>
         <w:spacing w:after="240" w:before="240" w:line="360" w:lineRule="auto"/>
+        <w:jc w:val="both"/>
         <w:rPr>
           <w:rFonts w:ascii="Times New Roman" w:cs="Times New Roman" w:eastAsia="Times New Roman" w:hAnsi="Times New Roman"/>
         </w:rPr>
@@ -12953,6 +12990,7 @@
         </w:tabs>
         <w:spacing w:after="0" w:afterAutospacing="0" w:before="240" w:line="360" w:lineRule="auto"/>
         <w:ind w:left="720" w:hanging="360"/>
+        <w:jc w:val="both"/>
       </w:pPr>
       <w:r>
         <w:rPr>
@@ -12988,6 +13026,7 @@
         </w:tabs>
         <w:spacing w:after="0" w:afterAutospacing="0" w:before="0" w:beforeAutospacing="0" w:line="360" w:lineRule="auto"/>
         <w:ind w:left="720" w:hanging="360"/>
+        <w:jc w:val="both"/>
       </w:pPr>
       <w:r>
         <w:rPr>
@@ -13018,6 +13057,7 @@
         </w:tabs>
         <w:spacing w:after="240" w:before="0" w:beforeAutospacing="0" w:line="360" w:lineRule="auto"/>
         <w:ind w:left="720" w:hanging="360"/>
+        <w:jc w:val="both"/>
       </w:pPr>
       <w:r>
         <w:rPr>
@@ -13059,6 +13099,7 @@
           <w:tab w:val="right" w:leader="none" w:pos="8828"/>
         </w:tabs>
         <w:spacing w:line="360" w:lineRule="auto"/>
+        <w:jc w:val="both"/>
         <w:rPr>
           <w:rFonts w:ascii="Times New Roman" w:cs="Times New Roman" w:eastAsia="Times New Roman" w:hAnsi="Times New Roman"/>
         </w:rPr>
@@ -13121,6 +13162,7 @@
           <w:tab w:val="right" w:leader="none" w:pos="8828"/>
         </w:tabs>
         <w:spacing w:after="240" w:before="240" w:line="360" w:lineRule="auto"/>
+        <w:jc w:val="both"/>
         <w:rPr>
           <w:rFonts w:ascii="Times New Roman" w:cs="Times New Roman" w:eastAsia="Times New Roman" w:hAnsi="Times New Roman"/>
         </w:rPr>
@@ -13146,6 +13188,7 @@
         </w:tabs>
         <w:spacing w:after="0" w:afterAutospacing="0" w:before="240" w:line="360" w:lineRule="auto"/>
         <w:ind w:left="720" w:hanging="360"/>
+        <w:jc w:val="both"/>
       </w:pPr>
       <w:r>
         <w:rPr>
@@ -13192,6 +13235,7 @@
         </w:tabs>
         <w:spacing w:after="0" w:afterAutospacing="0" w:before="0" w:beforeAutospacing="0" w:line="360" w:lineRule="auto"/>
         <w:ind w:left="720" w:hanging="360"/>
+        <w:jc w:val="both"/>
       </w:pPr>
       <w:r>
         <w:rPr>
@@ -13254,6 +13298,7 @@
         </w:tabs>
         <w:spacing w:after="240" w:before="0" w:beforeAutospacing="0" w:line="360" w:lineRule="auto"/>
         <w:ind w:left="720" w:hanging="360"/>
+        <w:jc w:val="both"/>
       </w:pPr>
       <w:r>
         <w:rPr>
@@ -13279,6 +13324,7 @@
           <w:tab w:val="right" w:leader="none" w:pos="8828"/>
         </w:tabs>
         <w:spacing w:line="360" w:lineRule="auto"/>
+        <w:jc w:val="both"/>
         <w:rPr>
           <w:rFonts w:ascii="Times New Roman" w:cs="Times New Roman" w:eastAsia="Times New Roman" w:hAnsi="Times New Roman"/>
         </w:rPr>
@@ -13296,6 +13342,7 @@
           <w:tab w:val="right" w:leader="none" w:pos="8828"/>
         </w:tabs>
         <w:spacing w:line="360" w:lineRule="auto"/>
+        <w:jc w:val="both"/>
         <w:rPr>
           <w:rFonts w:ascii="Times New Roman" w:cs="Times New Roman" w:eastAsia="Times New Roman" w:hAnsi="Times New Roman"/>
         </w:rPr>
@@ -13358,6 +13405,7 @@
           <w:tab w:val="right" w:leader="none" w:pos="8828"/>
         </w:tabs>
         <w:spacing w:after="240" w:before="240" w:line="360" w:lineRule="auto"/>
+        <w:jc w:val="both"/>
         <w:rPr>
           <w:rFonts w:ascii="Times New Roman" w:cs="Times New Roman" w:eastAsia="Times New Roman" w:hAnsi="Times New Roman"/>
         </w:rPr>
@@ -13383,6 +13431,7 @@
         </w:tabs>
         <w:spacing w:after="0" w:afterAutospacing="0" w:before="240" w:line="360" w:lineRule="auto"/>
         <w:ind w:left="720" w:hanging="360"/>
+        <w:jc w:val="both"/>
         <w:rPr>
           <w:u w:val="none"/>
         </w:rPr>
@@ -13423,6 +13472,7 @@
         </w:tabs>
         <w:spacing w:after="0" w:afterAutospacing="0" w:line="360" w:lineRule="auto"/>
         <w:ind w:left="720" w:hanging="360"/>
+        <w:jc w:val="both"/>
         <w:rPr>
           <w:u w:val="none"/>
         </w:rPr>
@@ -13463,6 +13513,7 @@
         </w:tabs>
         <w:spacing w:after="240" w:line="360" w:lineRule="auto"/>
         <w:ind w:left="720" w:hanging="360"/>
+        <w:jc w:val="both"/>
         <w:rPr>
           <w:u w:val="none"/>
         </w:rPr>
@@ -13498,6 +13549,7 @@
           <w:tab w:val="right" w:leader="none" w:pos="8828"/>
         </w:tabs>
         <w:spacing w:line="360" w:lineRule="auto"/>
+        <w:jc w:val="both"/>
         <w:rPr>
           <w:rFonts w:ascii="Times New Roman" w:cs="Times New Roman" w:eastAsia="Times New Roman" w:hAnsi="Times New Roman"/>
         </w:rPr>
@@ -13560,6 +13612,7 @@
           <w:tab w:val="right" w:leader="none" w:pos="8828"/>
         </w:tabs>
         <w:spacing w:after="240" w:before="240" w:line="360" w:lineRule="auto"/>
+        <w:jc w:val="both"/>
         <w:rPr>
           <w:rFonts w:ascii="Times New Roman" w:cs="Times New Roman" w:eastAsia="Times New Roman" w:hAnsi="Times New Roman"/>
         </w:rPr>
@@ -13585,6 +13638,7 @@
         </w:tabs>
         <w:spacing w:after="0" w:afterAutospacing="0" w:before="240" w:line="360" w:lineRule="auto"/>
         <w:ind w:left="720" w:hanging="360"/>
+        <w:jc w:val="both"/>
       </w:pPr>
       <w:r>
         <w:rPr>
@@ -13647,6 +13701,7 @@
         </w:tabs>
         <w:spacing w:after="0" w:afterAutospacing="0" w:before="0" w:beforeAutospacing="0" w:line="360" w:lineRule="auto"/>
         <w:ind w:left="720" w:hanging="360"/>
+        <w:jc w:val="both"/>
       </w:pPr>
       <w:r>
         <w:rPr>
@@ -13709,6 +13764,7 @@
         </w:tabs>
         <w:spacing w:after="240" w:before="0" w:beforeAutospacing="0" w:line="360" w:lineRule="auto"/>
         <w:ind w:left="720" w:hanging="360"/>
+        <w:jc w:val="both"/>
       </w:pPr>
       <w:r>
         <w:rPr>
@@ -13750,6 +13806,7 @@
           <w:tab w:val="right" w:leader="none" w:pos="8828"/>
         </w:tabs>
         <w:spacing w:line="360" w:lineRule="auto"/>
+        <w:jc w:val="both"/>
         <w:rPr>
           <w:rFonts w:ascii="Times New Roman" w:cs="Times New Roman" w:eastAsia="Times New Roman" w:hAnsi="Times New Roman"/>
         </w:rPr>
@@ -13908,8 +13965,35 @@
           <w:rFonts w:ascii="Times New Roman" w:cs="Times New Roman" w:eastAsia="Times New Roman" w:hAnsi="Times New Roman"/>
           <w:rtl w:val="0"/>
         </w:rPr>
-        <w:t xml:space="preserve"> Se logró diseñar una solución que rompe los silos de información, demostrando que mediante el patrón </w:t>
-      </w:r>
+        <w:t xml:space="preserve"> Se logró diseñar una solución que rompe los silos de información, demostrando que mediante el patrón Adapter, es posible integrar sistemas </w:t>
+      </w:r>
+      <w:r>
+        <w:rPr>
+          <w:rFonts w:ascii="Times New Roman" w:cs="Times New Roman" w:eastAsia="Times New Roman" w:hAnsi="Times New Roman"/>
+          <w:i w:val="1"/>
+          <w:iCs w:val="1"/>
+          <w:rtl w:val="0"/>
+        </w:rPr>
+        <w:t xml:space="preserve">legacy</w:t>
+      </w:r>
+      <w:r>
+        <w:rPr>
+          <w:rFonts w:ascii="Times New Roman" w:cs="Times New Roman" w:eastAsia="Times New Roman" w:hAnsi="Times New Roman"/>
+          <w:rtl w:val="0"/>
+        </w:rPr>
+        <w:t xml:space="preserve"> y tecnologías modernas bajo un modelo de dominio único sin comprometer la integridad de los datos originales.</w:t>
+      </w:r>
+    </w:p>
+    <w:p>
+      <w:pPr>
+        <w:tabs>
+          <w:tab w:val="right" w:leader="none" w:pos="8828"/>
+        </w:tabs>
+        <w:spacing w:line="360" w:lineRule="auto"/>
+        <w:rPr>
+          <w:rFonts w:ascii="Times New Roman" w:cs="Times New Roman" w:eastAsia="Times New Roman" w:hAnsi="Times New Roman"/>
+        </w:rPr>
+      </w:pPr>
       <w:r>
         <w:rPr>
           <w:rFonts w:ascii="Times New Roman" w:cs="Times New Roman" w:eastAsia="Times New Roman" w:hAnsi="Times New Roman"/>
@@ -13917,30 +14001,14 @@
           <w:bCs w:val="1"/>
           <w:rtl w:val="0"/>
         </w:rPr>
-        <w:t xml:space="preserve">Adapter</w:t>
-      </w:r>
-      <w:r>
-        <w:rPr>
-          <w:rFonts w:ascii="Times New Roman" w:cs="Times New Roman" w:eastAsia="Times New Roman" w:hAnsi="Times New Roman"/>
-          <w:rtl w:val="0"/>
-        </w:rPr>
-        <w:t xml:space="preserve">, es posible integrar sistemas </w:t>
-      </w:r>
-      <w:r>
-        <w:rPr>
-          <w:rFonts w:ascii="Times New Roman" w:cs="Times New Roman" w:eastAsia="Times New Roman" w:hAnsi="Times New Roman"/>
-          <w:i w:val="1"/>
-          <w:iCs w:val="1"/>
-          <w:rtl w:val="0"/>
-        </w:rPr>
-        <w:t xml:space="preserve">legacy</w:t>
-      </w:r>
-      <w:r>
-        <w:rPr>
-          <w:rFonts w:ascii="Times New Roman" w:cs="Times New Roman" w:eastAsia="Times New Roman" w:hAnsi="Times New Roman"/>
-          <w:rtl w:val="0"/>
-        </w:rPr>
-        <w:t xml:space="preserve"> y tecnologías modernas bajo un modelo de dominio único sin comprometer la integridad de los datos originales.</w:t>
+        <w:t xml:space="preserve">Escalabilidad y Mantenimiento:</w:t>
+      </w:r>
+      <w:r>
+        <w:rPr>
+          <w:rFonts w:ascii="Times New Roman" w:cs="Times New Roman" w:eastAsia="Times New Roman" w:hAnsi="Times New Roman"/>
+          <w:rtl w:val="0"/>
+        </w:rPr>
+        <w:t xml:space="preserve"> La aplicación de SOLID y Domain-Driven Design (DDD) garantiza que el sistema pueda crecer. Agregar una nueva fuente de recursos (como una nueva API de una editorial) no requiere modificar el núcleo del buscador, cumpliendo con el principio de Abierto/Cerrado.</w:t>
       </w:r>
     </w:p>
     <w:p>
@@ -13960,65 +14028,6 @@
           <w:bCs w:val="1"/>
           <w:rtl w:val="0"/>
         </w:rPr>
-        <w:t xml:space="preserve">Escalabilidad y Mantenimiento:</w:t>
-      </w:r>
-      <w:r>
-        <w:rPr>
-          <w:rFonts w:ascii="Times New Roman" w:cs="Times New Roman" w:eastAsia="Times New Roman" w:hAnsi="Times New Roman"/>
-          <w:rtl w:val="0"/>
-        </w:rPr>
-        <w:t xml:space="preserve"> La aplicación de </w:t>
-      </w:r>
-      <w:r>
-        <w:rPr>
-          <w:rFonts w:ascii="Times New Roman" w:cs="Times New Roman" w:eastAsia="Times New Roman" w:hAnsi="Times New Roman"/>
-          <w:b w:val="1"/>
-          <w:bCs w:val="1"/>
-          <w:rtl w:val="0"/>
-        </w:rPr>
-        <w:t xml:space="preserve">SOLID</w:t>
-      </w:r>
-      <w:r>
-        <w:rPr>
-          <w:rFonts w:ascii="Times New Roman" w:cs="Times New Roman" w:eastAsia="Times New Roman" w:hAnsi="Times New Roman"/>
-          <w:rtl w:val="0"/>
-        </w:rPr>
-        <w:t xml:space="preserve"> y </w:t>
-      </w:r>
-      <w:r>
-        <w:rPr>
-          <w:rFonts w:ascii="Times New Roman" w:cs="Times New Roman" w:eastAsia="Times New Roman" w:hAnsi="Times New Roman"/>
-          <w:b w:val="1"/>
-          <w:bCs w:val="1"/>
-          <w:rtl w:val="0"/>
-        </w:rPr>
-        <w:t xml:space="preserve">Domain-Driven Design (DDD)</w:t>
-      </w:r>
-      <w:r>
-        <w:rPr>
-          <w:rFonts w:ascii="Times New Roman" w:cs="Times New Roman" w:eastAsia="Times New Roman" w:hAnsi="Times New Roman"/>
-          <w:rtl w:val="0"/>
-        </w:rPr>
-        <w:t xml:space="preserve"> garantiza que el sistema pueda crecer. Agregar una nueva fuente de recursos (como una nueva API de una editorial) no requiere modificar el núcleo del buscador, cumpliendo con el principio de Abierto/Cerrado.</w:t>
-      </w:r>
-    </w:p>
-    <w:p>
-      <w:pPr>
-        <w:tabs>
-          <w:tab w:val="right" w:leader="none" w:pos="8828"/>
-        </w:tabs>
-        <w:spacing w:line="360" w:lineRule="auto"/>
-        <w:rPr>
-          <w:rFonts w:ascii="Times New Roman" w:cs="Times New Roman" w:eastAsia="Times New Roman" w:hAnsi="Times New Roman"/>
-        </w:rPr>
-      </w:pPr>
-      <w:r>
-        <w:rPr>
-          <w:rFonts w:ascii="Times New Roman" w:cs="Times New Roman" w:eastAsia="Times New Roman" w:hAnsi="Times New Roman"/>
-          <w:b w:val="1"/>
-          <w:bCs w:val="1"/>
-          <w:rtl w:val="0"/>
-        </w:rPr>
         <w:t xml:space="preserve">Optimización de la Experiencia:</w:t>
       </w:r>
       <w:r>
@@ -14026,23 +14035,7 @@
           <w:rFonts w:ascii="Times New Roman" w:cs="Times New Roman" w:eastAsia="Times New Roman" w:hAnsi="Times New Roman"/>
           <w:rtl w:val="0"/>
         </w:rPr>
-        <w:t xml:space="preserve"> El uso del patrón </w:t>
-      </w:r>
-      <w:r>
-        <w:rPr>
-          <w:rFonts w:ascii="Times New Roman" w:cs="Times New Roman" w:eastAsia="Times New Roman" w:hAnsi="Times New Roman"/>
-          <w:b w:val="1"/>
-          <w:bCs w:val="1"/>
-          <w:rtl w:val="0"/>
-        </w:rPr>
-        <w:t xml:space="preserve">Strategy</w:t>
-      </w:r>
-      <w:r>
-        <w:rPr>
-          <w:rFonts w:ascii="Times New Roman" w:cs="Times New Roman" w:eastAsia="Times New Roman" w:hAnsi="Times New Roman"/>
-          <w:rtl w:val="0"/>
-        </w:rPr>
-        <w:t xml:space="preserve"> permite que el sistema sea versátil, ofreciendo diferentes tipos de búsqueda que se adaptan tanto al usuario académico riguroso como al estudiante que busca rapidez, mejorando los tiempos de respuesta y la precisión de los resultados.</w:t>
+        <w:t xml:space="preserve"> El uso del patrón Strategy permite que el sistema sea versátil, ofreciendo diferentes tipos de búsqueda que se adaptan tanto al usuario académico riguroso como al estudiante que busca rapidez, mejorando los tiempos de respuesta y la precisión de los resultados.</w:t>
       </w:r>
     </w:p>
     <w:p>
@@ -14156,7 +14149,7 @@
           <w:rFonts w:ascii="Times New Roman" w:cs="Times New Roman" w:eastAsia="Times New Roman" w:hAnsi="Times New Roman"/>
           <w:rtl w:val="0"/>
         </w:rPr>
-        <w:t xml:space="preserve">: Se recomienda integrar una capa de persistencia temporal para los resultados de las APIs externas más frecuentes, optimizando la latencia y el consumo de cuotas de la Google Books API.</w:t>
+        <w:t xml:space="preserve">: Se recomienda integrar una capa de persistencia temporal para los resultados de las APIs externas más frecuentes, optimizando la latencia y el consumo de cuotas de Alpha Cloud y E-Libro.</w:t>
       </w:r>
     </w:p>
     <w:p>

--- a/FD02-EPIS-Informe Vision.docx
+++ b/FD02-EPIS-Informe Vision.docx
@@ -975,7 +975,7 @@
           <w:szCs w:val="28"/>
           <w:rtl w:val="0"/>
         </w:rPr>
-        <w:t xml:space="preserve">2</w:t>
+        <w:t xml:space="preserve">3</w:t>
       </w:r>
       <w:r>
         <w:rPr>
@@ -1490,6 +1490,137 @@
           </w:p>
         </w:tc>
       </w:tr>
+      <w:tr>
+        <w:trPr>
+          <w:cantSplit w:val="0"/>
+          <w:trHeight w:val="227" w:hRule="atLeast"/>
+          <w:tblHeader w:val="0"/>
+        </w:trPr>
+        <w:tc>
+          <w:tcPr/>
+          <w:p>
+            <w:pPr>
+              <w:jc w:val="center"/>
+              <w:rPr>
+                <w:sz w:val="14"/>
+                <w:szCs w:val="14"/>
+              </w:rPr>
+            </w:pPr>
+            <w:r>
+              <w:rPr>
+                <w:sz w:val="14"/>
+                <w:szCs w:val="14"/>
+                <w:rtl w:val="0"/>
+              </w:rPr>
+              <w:t xml:space="preserve">3.0</w:t>
+            </w:r>
+          </w:p>
+        </w:tc>
+        <w:tc>
+          <w:tcPr/>
+          <w:p>
+            <w:pPr>
+              <w:jc w:val="center"/>
+              <w:rPr>
+                <w:sz w:val="14"/>
+                <w:szCs w:val="14"/>
+              </w:rPr>
+            </w:pPr>
+            <w:r>
+              <w:rPr>
+                <w:sz w:val="14"/>
+                <w:szCs w:val="14"/>
+                <w:rtl w:val="0"/>
+              </w:rPr>
+              <w:t xml:space="preserve">LDHO</w:t>
+            </w:r>
+          </w:p>
+        </w:tc>
+        <w:tc>
+          <w:tcPr/>
+          <w:p>
+            <w:pPr>
+              <w:jc w:val="center"/>
+              <w:rPr>
+                <w:sz w:val="14"/>
+                <w:szCs w:val="14"/>
+              </w:rPr>
+            </w:pPr>
+            <w:r>
+              <w:rPr>
+                <w:sz w:val="14"/>
+                <w:szCs w:val="14"/>
+                <w:rtl w:val="0"/>
+              </w:rPr>
+              <w:t xml:space="preserve">LDHO</w:t>
+            </w:r>
+          </w:p>
+        </w:tc>
+        <w:tc>
+          <w:tcPr/>
+          <w:p>
+            <w:pPr>
+              <w:jc w:val="center"/>
+              <w:rPr>
+                <w:sz w:val="14"/>
+                <w:szCs w:val="14"/>
+              </w:rPr>
+            </w:pPr>
+            <w:r>
+              <w:rPr>
+                <w:sz w:val="14"/>
+                <w:szCs w:val="14"/>
+                <w:rtl w:val="0"/>
+              </w:rPr>
+              <w:t xml:space="preserve">LDHO</w:t>
+            </w:r>
+          </w:p>
+        </w:tc>
+        <w:tc>
+          <w:tcPr>
+            <w:vAlign w:val="center"/>
+          </w:tcPr>
+          <w:p>
+            <w:pPr>
+              <w:jc w:val="center"/>
+              <w:rPr>
+                <w:sz w:val="14"/>
+                <w:szCs w:val="14"/>
+              </w:rPr>
+            </w:pPr>
+            <w:r>
+              <w:rPr>
+                <w:sz w:val="14"/>
+                <w:szCs w:val="14"/>
+                <w:rtl w:val="0"/>
+              </w:rPr>
+              <w:t xml:space="preserve">08/06/2026</w:t>
+            </w:r>
+          </w:p>
+        </w:tc>
+        <w:tc>
+          <w:tcPr>
+            <w:shd w:fill="auto" w:val="clear"/>
+            <w:vAlign w:val="center"/>
+          </w:tcPr>
+          <w:p>
+            <w:pPr>
+              <w:rPr>
+                <w:sz w:val="14"/>
+                <w:szCs w:val="14"/>
+              </w:rPr>
+            </w:pPr>
+            <w:r>
+              <w:rPr>
+                <w:sz w:val="14"/>
+                <w:szCs w:val="14"/>
+                <w:rtl w:val="0"/>
+              </w:rPr>
+              <w:t xml:space="preserve">Versión 3.0</w:t>
+            </w:r>
+          </w:p>
+        </w:tc>
+      </w:tr>
     </w:tbl>
     <w:p>
       <w:pPr>
@@ -1510,6 +1641,8 @@
     </w:p>
     <w:p>
       <w:pPr>
+        <w:spacing w:after="0" w:line="360" w:lineRule="auto"/>
+        <w:jc w:val="center"/>
         <w:rPr>
           <w:rFonts w:ascii="Arial" w:cs="Arial" w:eastAsia="Arial" w:hAnsi="Arial"/>
           <w:b w:val="1"/>
@@ -1521,14 +1654,16 @@
       </w:pPr>
       <w:r>
         <w:rPr>
-          <w:rtl w:val="0"/>
-        </w:rPr>
-      </w:r>
-    </w:p>
-    <w:p>
-      <w:pPr>
-        <w:spacing w:after="0" w:line="360" w:lineRule="auto"/>
-        <w:jc w:val="center"/>
+          <w:rFonts w:ascii="Arial" w:cs="Arial" w:eastAsia="Arial" w:hAnsi="Arial"/>
+          <w:b w:val="1"/>
+          <w:bCs w:val="1"/>
+          <w:sz w:val="24"/>
+          <w:szCs w:val="24"/>
+          <w:rtl w:val="0"/>
+        </w:rPr>
+        <w:t xml:space="preserve">ÍNDICE</w:t>
+      </w:r>
+      <w:r>
         <w:rPr>
           <w:rFonts w:ascii="Arial" w:cs="Arial" w:eastAsia="Arial" w:hAnsi="Arial"/>
           <w:b w:val="1"/>
@@ -1536,27 +1671,6 @@
           <w:color w:val="000000"/>
           <w:sz w:val="24"/>
           <w:szCs w:val="24"/>
-        </w:rPr>
-      </w:pPr>
-      <w:r>
-        <w:rPr>
-          <w:rFonts w:ascii="Arial" w:cs="Arial" w:eastAsia="Arial" w:hAnsi="Arial"/>
-          <w:b w:val="1"/>
-          <w:bCs w:val="1"/>
-          <w:sz w:val="24"/>
-          <w:szCs w:val="24"/>
-          <w:rtl w:val="0"/>
-        </w:rPr>
-        <w:t xml:space="preserve">ÍNDICE</w:t>
-      </w:r>
-      <w:r>
-        <w:rPr>
-          <w:rFonts w:ascii="Arial" w:cs="Arial" w:eastAsia="Arial" w:hAnsi="Arial"/>
-          <w:b w:val="1"/>
-          <w:bCs w:val="1"/>
-          <w:color w:val="000000"/>
-          <w:sz w:val="24"/>
-          <w:szCs w:val="24"/>
           <w:rtl w:val="0"/>
         </w:rPr>
         <w:t xml:space="preserve"> GENERAL</w:t>
@@ -1564,7 +1678,7 @@
     </w:p>
     <w:sdt>
       <w:sdtPr>
-        <w:id w:val="-1168577025"/>
+        <w:id w:val="-2109598025"/>
         <w:docPartObj>
           <w:docPartGallery w:val="Table of Contents"/>
           <w:docPartUnique w:val="1"/>
@@ -2191,7 +2305,7 @@
               </w:rPr>
               <w:t xml:space="preserve">3.2 Resumen de los usuarios</w:t>
               <w:tab/>
-              <w:t xml:space="preserve">9</w:t>
+              <w:t xml:space="preserve">8</w:t>
             </w:r>
           </w:hyperlink>
           <w:r>
@@ -3588,21 +3702,7 @@
           <w:rtl w:val="0"/>
         </w:rPr>
         <w:tab/>
-        <w:t xml:space="preserve">El sistema </w:t>
-      </w:r>
-      <w:r>
-        <w:rPr>
-          <w:rFonts w:ascii="Times New Roman" w:cs="Times New Roman" w:eastAsia="Times New Roman" w:hAnsi="Times New Roman"/>
-          <w:rtl w:val="0"/>
-        </w:rPr>
-        <w:t xml:space="preserve">NexusLib </w:t>
-      </w:r>
-      <w:r>
-        <w:rPr>
-          <w:rFonts w:ascii="Times New Roman" w:cs="Times New Roman" w:eastAsia="Times New Roman" w:hAnsi="Times New Roman"/>
-          <w:rtl w:val="0"/>
-        </w:rPr>
-        <w:t xml:space="preserve">actuará como un integrador inteligente de recursos.</w:t>
+        <w:t xml:space="preserve">El sistema NexusLib actuará como un integrador inteligente de recursos.</w:t>
       </w:r>
     </w:p>
     <w:p>
@@ -3710,6 +3810,52 @@
     <w:p>
       <w:pPr>
         <w:numPr>
+          <w:ilvl w:val="1"/>
+          <w:numId w:val="8"/>
+        </w:numPr>
+        <w:tabs>
+          <w:tab w:val="left" w:leader="none" w:pos="660"/>
+          <w:tab w:val="right" w:leader="none" w:pos="8828"/>
+        </w:tabs>
+        <w:spacing w:after="0" w:afterAutospacing="0" w:before="0" w:beforeAutospacing="0" w:line="360" w:lineRule="auto"/>
+        <w:ind w:left="1440" w:hanging="360"/>
+        <w:jc w:val="both"/>
+        <w:rPr>
+          <w:rFonts w:ascii="Times New Roman" w:cs="Times New Roman" w:eastAsia="Times New Roman" w:hAnsi="Times New Roman"/>
+        </w:rPr>
+      </w:pPr>
+      <w:r>
+        <w:rPr>
+          <w:rFonts w:ascii="Times New Roman" w:cs="Times New Roman" w:eastAsia="Times New Roman" w:hAnsi="Times New Roman"/>
+          <w:rtl w:val="0"/>
+        </w:rPr>
+        <w:t xml:space="preserve">Autenticación segura y panel de control (</w:t>
+      </w:r>
+      <w:r>
+        <w:rPr>
+          <w:rFonts w:ascii="Times New Roman" w:cs="Times New Roman" w:eastAsia="Times New Roman" w:hAnsi="Times New Roman"/>
+          <w:i w:val="1"/>
+          <w:iCs w:val="1"/>
+          <w:rtl w:val="0"/>
+        </w:rPr>
+        <w:t xml:space="preserve">Dashboard</w:t>
+      </w:r>
+      <w:r>
+        <w:rPr>
+          <w:rFonts w:ascii="Times New Roman" w:cs="Times New Roman" w:eastAsia="Times New Roman" w:hAnsi="Times New Roman"/>
+          <w:rtl w:val="0"/>
+        </w:rPr>
+        <w:t xml:space="preserve">) para la gestión personal de libros guardados y solicitudes de reserva.</w:t>
+      </w:r>
+      <w:r>
+        <w:rPr>
+          <w:rtl w:val="0"/>
+        </w:rPr>
+      </w:r>
+    </w:p>
+    <w:p>
+      <w:pPr>
+        <w:numPr>
           <w:ilvl w:val="0"/>
           <w:numId w:val="8"/>
         </w:numPr>
@@ -3807,6 +3953,11 @@
           <w:rtl w:val="0"/>
         </w:rPr>
         <w:t xml:space="preserve">Digitalización física de documentos (escaneo de libros).</w:t>
+      </w:r>
+      <w:r>
+        <w:rPr>
+          <w:rtl w:val="0"/>
+        </w:rPr>
       </w:r>
     </w:p>
     <w:p>
@@ -11456,6 +11607,37 @@
           <w:tab w:val="left" w:leader="none" w:pos="660"/>
           <w:tab w:val="right" w:leader="none" w:pos="8828"/>
         </w:tabs>
+        <w:spacing w:after="0" w:afterAutospacing="0" w:before="0" w:beforeAutospacing="0" w:line="360" w:lineRule="auto"/>
+        <w:ind w:left="720" w:hanging="360"/>
+        <w:jc w:val="both"/>
+      </w:pPr>
+      <w:r>
+        <w:rPr>
+          <w:rFonts w:ascii="Times New Roman" w:cs="Times New Roman" w:eastAsia="Times New Roman" w:hAnsi="Times New Roman"/>
+          <w:b w:val="1"/>
+          <w:bCs w:val="1"/>
+          <w:rtl w:val="0"/>
+        </w:rPr>
+        <w:t xml:space="preserve">C04 - Monitor de Disponibilidad en Tiempo Real:</w:t>
+      </w:r>
+      <w:r>
+        <w:rPr>
+          <w:rFonts w:ascii="Times New Roman" w:cs="Times New Roman" w:eastAsia="Times New Roman" w:hAnsi="Times New Roman"/>
+          <w:rtl w:val="0"/>
+        </w:rPr>
+        <w:t xml:space="preserve"> Servicio en segundo plano que verifica el estado de los ejemplares físicos y actualiza la interfaz del usuario.</w:t>
+      </w:r>
+    </w:p>
+    <w:p>
+      <w:pPr>
+        <w:numPr>
+          <w:ilvl w:val="0"/>
+          <w:numId w:val="9"/>
+        </w:numPr>
+        <w:tabs>
+          <w:tab w:val="left" w:leader="none" w:pos="660"/>
+          <w:tab w:val="right" w:leader="none" w:pos="8828"/>
+        </w:tabs>
         <w:spacing w:after="240" w:before="0" w:beforeAutospacing="0" w:line="360" w:lineRule="auto"/>
         <w:ind w:left="720" w:hanging="360"/>
         <w:jc w:val="both"/>
@@ -11467,27 +11649,15 @@
           <w:bCs w:val="1"/>
           <w:rtl w:val="0"/>
         </w:rPr>
-        <w:t xml:space="preserve">C04 - Monitor de Disponibilidad en Tiempo Real:</w:t>
-      </w:r>
-      <w:r>
-        <w:rPr>
-          <w:rFonts w:ascii="Times New Roman" w:cs="Times New Roman" w:eastAsia="Times New Roman" w:hAnsi="Times New Roman"/>
-          <w:rtl w:val="0"/>
-        </w:rPr>
-        <w:t xml:space="preserve"> Servicio en segundo plano que verifica el estado de los ejemplares físicos y actualiza la interfaz del usuario.</w:t>
-      </w:r>
-    </w:p>
-    <w:p>
-      <w:pPr>
-        <w:tabs>
-          <w:tab w:val="left" w:leader="none" w:pos="660"/>
-          <w:tab w:val="right" w:leader="none" w:pos="8828"/>
-        </w:tabs>
-        <w:spacing w:line="360" w:lineRule="auto"/>
-        <w:rPr>
-          <w:rFonts w:ascii="Times New Roman" w:cs="Times New Roman" w:eastAsia="Times New Roman" w:hAnsi="Times New Roman"/>
-        </w:rPr>
-      </w:pPr>
+        <w:t xml:space="preserve">C05 - Sistema de Autenticación y Dashboard Personal:</w:t>
+      </w:r>
+      <w:r>
+        <w:rPr>
+          <w:rFonts w:ascii="Times New Roman" w:cs="Times New Roman" w:eastAsia="Times New Roman" w:hAnsi="Times New Roman"/>
+          <w:rtl w:val="0"/>
+        </w:rPr>
+        <w:t xml:space="preserve"> Control seguro de sesiones mediante tokens para que el estudiante gestione, guarde recursos de interés y realice el seguimiento de sus solicitudes de reserva.</w:t>
+      </w:r>
       <w:r>
         <w:rPr>
           <w:rtl w:val="0"/>
@@ -11635,14 +11805,14 @@
           <w:bCs w:val="1"/>
           <w:rtl w:val="0"/>
         </w:rPr>
-        <w:t xml:space="preserve">R03 - Acceso Público: </w:t>
-      </w:r>
-      <w:r>
-        <w:rPr>
-          <w:rFonts w:ascii="Times New Roman" w:cs="Times New Roman" w:eastAsia="Times New Roman" w:hAnsi="Times New Roman"/>
-          <w:rtl w:val="0"/>
-        </w:rPr>
-        <w:t xml:space="preserve">El sistema no requerirá la creación de cuentas ni el almacenamiento de credenciales, garantizando un acceso anónimo y rápido a las consultas.</w:t>
+        <w:t xml:space="preserve">R03 - Control de Acceso Híbrido y Autenticación: </w:t>
+      </w:r>
+      <w:r>
+        <w:rPr>
+          <w:rFonts w:ascii="Times New Roman" w:cs="Times New Roman" w:eastAsia="Times New Roman" w:hAnsi="Times New Roman"/>
+          <w:rtl w:val="0"/>
+        </w:rPr>
+        <w:t xml:space="preserve">La consulta y búsqueda unificada de catálogos será de acceso público y anónimo. No obstante, para utilizar las funciones del panel de control (Dashboard), guardar recursos de interés o solicitar la reserva de libros físicos, se requerirá obligatoriamente el registro y la autenticación segura del usuario.</w:t>
       </w:r>
     </w:p>
     <w:p>
@@ -12972,10 +13142,7 @@
           <w:rtl w:val="0"/>
         </w:rPr>
         <w:tab/>
-        <w:t xml:space="preserve">Para asegurar que el sistema sea viable en un entorno real y respete la propiedad </w:t>
-        <w:tab/>
-        <w:tab/>
-        <w:t xml:space="preserve">intelectual:</w:t>
+        <w:t xml:space="preserve">Para asegurar la viabilidad legal y el respeto a la propiedad intelectual y la privacidad:</w:t>
       </w:r>
     </w:p>
     <w:p>
@@ -12999,19 +13166,21 @@
           <w:bCs w:val="1"/>
           <w:rtl w:val="0"/>
         </w:rPr>
-        <w:t xml:space="preserve">Privacidad y anonimato: </w:t>
-      </w:r>
-      <w:r>
-        <w:rPr>
-          <w:rFonts w:ascii="Times New Roman" w:cs="Times New Roman" w:eastAsia="Times New Roman" w:hAnsi="Times New Roman"/>
-          <w:rtl w:val="0"/>
-        </w:rPr>
-        <w:t xml:space="preserve">Al ser una plataforma de acceso abierto y sin registro de usuarios, el sistema no recolecta, procesa ni almacena datos de carácter personal (como nombres, correos electrónicos o credenciales). Esto garantiza el anonimato total en las búsquedas y elimina la necesidad de gestionar bases de datos sensibles, cumpliendo de forma intrínseca con los principios de minimización de datos de la Ley de Protección de Datos Personales</w:t>
-      </w:r>
-      <w:r>
-        <w:rPr>
-          <w:rtl w:val="0"/>
-        </w:rPr>
+        <w:t xml:space="preserve">Protección de Datos Personales (Ley N° 29733):</w:t>
+      </w:r>
+      <w:r>
+        <w:rPr>
+          <w:rFonts w:ascii="Times New Roman" w:cs="Times New Roman" w:eastAsia="Times New Roman" w:hAnsi="Times New Roman"/>
+          <w:rtl w:val="0"/>
+        </w:rPr>
+        <w:t xml:space="preserve"> E</w:t>
+      </w:r>
+      <w:r>
+        <w:rPr>
+          <w:rFonts w:ascii="Times New Roman" w:cs="Times New Roman" w:eastAsia="Times New Roman" w:hAnsi="Times New Roman"/>
+          <w:rtl w:val="0"/>
+        </w:rPr>
+        <w:t xml:space="preserve">l tratamiento de nombres y correos para el uso del Dashboard cumple estrictamente con la Ley N° 29733. Se garantiza la confidencialidad mediante el cifrado de contraseñas, sesiones protegidas por tokens y el bloqueo del listado de directorios en el servidor.</w:t>
       </w:r>
     </w:p>
     <w:p>
@@ -13042,7 +13211,7 @@
           <w:rFonts w:ascii="Times New Roman" w:cs="Times New Roman" w:eastAsia="Times New Roman" w:hAnsi="Times New Roman"/>
           <w:rtl w:val="0"/>
         </w:rPr>
-        <w:t xml:space="preserve"> El buscador solo mostrará metadatos (título, autor, resumen) y enlaces legales a los recursos. No se permitirá el almacenamiento ni la distribución de archivos PDF que no cuenten con licencias de acceso abierto (Open Access) o suscripciones activas.</w:t>
+        <w:t xml:space="preserve"> La plataforma solo procesa metadatos y enlaces a recursos externos validados, prohibiendo el almacenamiento o distribución no autorizada de archivos PDF protegidos.</w:t>
       </w:r>
     </w:p>
     <w:p>
@@ -13073,23 +13242,19 @@
           <w:rFonts w:ascii="Times New Roman" w:cs="Times New Roman" w:eastAsia="Times New Roman" w:hAnsi="Times New Roman"/>
           <w:rtl w:val="0"/>
         </w:rPr>
-        <w:t xml:space="preserve"> El software debe respetar las cláusulas de "Uso Aceptable" de los proveedores externos (como Google o Springer), evitando el </w:t>
-      </w:r>
-      <w:r>
-        <w:rPr>
-          <w:rFonts w:ascii="Times New Roman" w:cs="Times New Roman" w:eastAsia="Times New Roman" w:hAnsi="Times New Roman"/>
-          <w:i w:val="1"/>
-          <w:iCs w:val="1"/>
-          <w:rtl w:val="0"/>
-        </w:rPr>
-        <w:t xml:space="preserve">scraping</w:t>
-      </w:r>
-      <w:r>
-        <w:rPr>
-          <w:rFonts w:ascii="Times New Roman" w:cs="Times New Roman" w:eastAsia="Times New Roman" w:hAnsi="Times New Roman"/>
-          <w:rtl w:val="0"/>
-        </w:rPr>
-        <w:t xml:space="preserve"> masivo que infrinja sus políticas.</w:t>
+        <w:t xml:space="preserve"> </w:t>
+      </w:r>
+      <w:r>
+        <w:rPr>
+          <w:rFonts w:ascii="Times New Roman" w:cs="Times New Roman" w:eastAsia="Times New Roman" w:hAnsi="Times New Roman"/>
+          <w:rtl w:val="0"/>
+        </w:rPr>
+        <w:t xml:space="preserve">El sistema respeta las cuotas de tráfico y políticas de uso aceptable de los proveedores Alpha Cloud y E-Libro, evitando el consumo abusivo o scraping masivo.</w:t>
+      </w:r>
+      <w:r>
+        <w:rPr>
+          <w:rtl w:val="0"/>
+        </w:rPr>
       </w:r>
     </w:p>
     <w:p>
@@ -13315,6 +13480,24 @@
           <w:rtl w:val="0"/>
         </w:rPr>
         <w:t xml:space="preserve"> El sistema debe exponer sus capacidades mediante una API REST bien documentada, facilitando que futuros clientes (como una App móvil) puedan integrarse sin fricción.</w:t>
+      </w:r>
+    </w:p>
+    <w:p>
+      <w:pPr>
+        <w:tabs>
+          <w:tab w:val="left" w:leader="none" w:pos="660"/>
+          <w:tab w:val="right" w:leader="none" w:pos="8828"/>
+        </w:tabs>
+        <w:spacing w:line="360" w:lineRule="auto"/>
+        <w:jc w:val="both"/>
+        <w:rPr>
+          <w:rFonts w:ascii="Times New Roman" w:cs="Times New Roman" w:eastAsia="Times New Roman" w:hAnsi="Times New Roman"/>
+        </w:rPr>
+      </w:pPr>
+      <w:r>
+        <w:rPr>
+          <w:rtl w:val="0"/>
+        </w:rPr>
       </w:r>
     </w:p>
     <w:p>
